--- a/backend/legal_docs/20-nonprofit-governance-bundle.docx
+++ b/backend/legal_docs/20-nonprofit-governance-bundle.docx
@@ -665,71 +665,320 @@
         <w:t>20.5 Document Retention Policy (Draft)</w:t>
       </w:r>
     </w:p>
-    <w:p>
-      <w:r>
-        <w:t>| Record type | Retention |</w:t>
-      </w:r>
-    </w:p>
-    <w:p>
-      <w:r>
-        <w:t>|---|---|</w:t>
-      </w:r>
-    </w:p>
-    <w:p>
-      <w:r>
-        <w:t>| Articles, Bylaws, minutes | Permanent |</w:t>
-      </w:r>
-    </w:p>
-    <w:p>
-      <w:r>
-        <w:t>| Tax returns and supporting records | 7 years |</w:t>
-      </w:r>
-    </w:p>
-    <w:p>
-      <w:r>
-        <w:t>| Financial statements and audits | Permanent |</w:t>
-      </w:r>
-    </w:p>
-    <w:p>
-      <w:r>
-        <w:t>| Bank statements and reconciliations | 7 years |</w:t>
-      </w:r>
-    </w:p>
-    <w:p>
-      <w:r>
-        <w:t>| Contracts and agreements | Term + 7 years |</w:t>
-      </w:r>
-    </w:p>
-    <w:p>
-      <w:r>
-        <w:t>| Personnel and volunteer records | Term + 7 years |</w:t>
-      </w:r>
-    </w:p>
-    <w:p>
-      <w:r>
-        <w:t>| Donor records | 7 years (or longer if grant conditions require) |</w:t>
-      </w:r>
-    </w:p>
-    <w:p>
-      <w:r>
-        <w:t>| Community content (posts, DMs, disputes) | Per Privacy Policy §7 |</w:t>
-      </w:r>
-    </w:p>
-    <w:p>
-      <w:r>
-        <w:t>| Payment records (Stripe) | 7 years |</w:t>
-      </w:r>
-    </w:p>
-    <w:p>
-      <w:r>
-        <w:t>| Insurance policies | Permanent |</w:t>
-      </w:r>
-    </w:p>
-    <w:p>
-      <w:r>
-        <w:t>| Real property records | Permanent |</w:t>
-      </w:r>
-    </w:p>
+    <w:tbl>
+      <w:tblPr>
+        <w:tblStyle w:val="LightGrid-Accent1"/>
+        <w:tblW w:type="auto" w:w="0"/>
+        <w:tblLook w:firstColumn="1" w:firstRow="1" w:lastColumn="0" w:lastRow="0" w:noHBand="0" w:noVBand="1" w:val="04A0"/>
+      </w:tblPr>
+      <w:tblGrid>
+        <w:gridCol w:w="4824"/>
+        <w:gridCol w:w="4824"/>
+      </w:tblGrid>
+      <w:tr>
+        <w:tc>
+          <w:tcPr>
+            <w:tcW w:type="dxa" w:w="4824"/>
+          </w:tcPr>
+          <w:p>
+            <w:r>
+              <w:rPr>
+                <w:b/>
+              </w:rPr>
+            </w:r>
+            <w:r>
+              <w:rPr>
+                <w:b/>
+              </w:rPr>
+              <w:t>Record type</w:t>
+            </w:r>
+          </w:p>
+        </w:tc>
+        <w:tc>
+          <w:tcPr>
+            <w:tcW w:type="dxa" w:w="4824"/>
+          </w:tcPr>
+          <w:p>
+            <w:r>
+              <w:rPr>
+                <w:b/>
+              </w:rPr>
+            </w:r>
+            <w:r>
+              <w:rPr>
+                <w:b/>
+              </w:rPr>
+              <w:t>Retention</w:t>
+            </w:r>
+          </w:p>
+        </w:tc>
+      </w:tr>
+      <w:tr>
+        <w:tc>
+          <w:tcPr>
+            <w:tcW w:type="dxa" w:w="4824"/>
+          </w:tcPr>
+          <w:p>
+            <w:r/>
+            <w:r>
+              <w:t>Articles, Bylaws, minutes</w:t>
+            </w:r>
+          </w:p>
+        </w:tc>
+        <w:tc>
+          <w:tcPr>
+            <w:tcW w:type="dxa" w:w="4824"/>
+          </w:tcPr>
+          <w:p>
+            <w:r/>
+            <w:r>
+              <w:t>Permanent</w:t>
+            </w:r>
+          </w:p>
+        </w:tc>
+      </w:tr>
+      <w:tr>
+        <w:tc>
+          <w:tcPr>
+            <w:tcW w:type="dxa" w:w="4824"/>
+          </w:tcPr>
+          <w:p>
+            <w:r/>
+            <w:r>
+              <w:t>Tax returns and supporting records</w:t>
+            </w:r>
+          </w:p>
+        </w:tc>
+        <w:tc>
+          <w:tcPr>
+            <w:tcW w:type="dxa" w:w="4824"/>
+          </w:tcPr>
+          <w:p>
+            <w:r/>
+            <w:r>
+              <w:t>7 years</w:t>
+            </w:r>
+          </w:p>
+        </w:tc>
+      </w:tr>
+      <w:tr>
+        <w:tc>
+          <w:tcPr>
+            <w:tcW w:type="dxa" w:w="4824"/>
+          </w:tcPr>
+          <w:p>
+            <w:r/>
+            <w:r>
+              <w:t>Financial statements and audits</w:t>
+            </w:r>
+          </w:p>
+        </w:tc>
+        <w:tc>
+          <w:tcPr>
+            <w:tcW w:type="dxa" w:w="4824"/>
+          </w:tcPr>
+          <w:p>
+            <w:r/>
+            <w:r>
+              <w:t>Permanent</w:t>
+            </w:r>
+          </w:p>
+        </w:tc>
+      </w:tr>
+      <w:tr>
+        <w:tc>
+          <w:tcPr>
+            <w:tcW w:type="dxa" w:w="4824"/>
+          </w:tcPr>
+          <w:p>
+            <w:r/>
+            <w:r>
+              <w:t>Bank statements and reconciliations</w:t>
+            </w:r>
+          </w:p>
+        </w:tc>
+        <w:tc>
+          <w:tcPr>
+            <w:tcW w:type="dxa" w:w="4824"/>
+          </w:tcPr>
+          <w:p>
+            <w:r/>
+            <w:r>
+              <w:t>7 years</w:t>
+            </w:r>
+          </w:p>
+        </w:tc>
+      </w:tr>
+      <w:tr>
+        <w:tc>
+          <w:tcPr>
+            <w:tcW w:type="dxa" w:w="4824"/>
+          </w:tcPr>
+          <w:p>
+            <w:r/>
+            <w:r>
+              <w:t>Contracts and agreements</w:t>
+            </w:r>
+          </w:p>
+        </w:tc>
+        <w:tc>
+          <w:tcPr>
+            <w:tcW w:type="dxa" w:w="4824"/>
+          </w:tcPr>
+          <w:p>
+            <w:r/>
+            <w:r>
+              <w:t>Term + 7 years</w:t>
+            </w:r>
+          </w:p>
+        </w:tc>
+      </w:tr>
+      <w:tr>
+        <w:tc>
+          <w:tcPr>
+            <w:tcW w:type="dxa" w:w="4824"/>
+          </w:tcPr>
+          <w:p>
+            <w:r/>
+            <w:r>
+              <w:t>Personnel and volunteer records</w:t>
+            </w:r>
+          </w:p>
+        </w:tc>
+        <w:tc>
+          <w:tcPr>
+            <w:tcW w:type="dxa" w:w="4824"/>
+          </w:tcPr>
+          <w:p>
+            <w:r/>
+            <w:r>
+              <w:t>Term + 7 years</w:t>
+            </w:r>
+          </w:p>
+        </w:tc>
+      </w:tr>
+      <w:tr>
+        <w:tc>
+          <w:tcPr>
+            <w:tcW w:type="dxa" w:w="4824"/>
+          </w:tcPr>
+          <w:p>
+            <w:r/>
+            <w:r>
+              <w:t>Donor records</w:t>
+            </w:r>
+          </w:p>
+        </w:tc>
+        <w:tc>
+          <w:tcPr>
+            <w:tcW w:type="dxa" w:w="4824"/>
+          </w:tcPr>
+          <w:p>
+            <w:r/>
+            <w:r>
+              <w:t>7 years (or longer if grant conditions require)</w:t>
+            </w:r>
+          </w:p>
+        </w:tc>
+      </w:tr>
+      <w:tr>
+        <w:tc>
+          <w:tcPr>
+            <w:tcW w:type="dxa" w:w="4824"/>
+          </w:tcPr>
+          <w:p>
+            <w:r/>
+            <w:r>
+              <w:t>Community content (posts, DMs, disputes)</w:t>
+            </w:r>
+          </w:p>
+        </w:tc>
+        <w:tc>
+          <w:tcPr>
+            <w:tcW w:type="dxa" w:w="4824"/>
+          </w:tcPr>
+          <w:p>
+            <w:r/>
+            <w:r>
+              <w:t>Per Privacy Policy §7</w:t>
+            </w:r>
+          </w:p>
+        </w:tc>
+      </w:tr>
+      <w:tr>
+        <w:tc>
+          <w:tcPr>
+            <w:tcW w:type="dxa" w:w="4824"/>
+          </w:tcPr>
+          <w:p>
+            <w:r/>
+            <w:r>
+              <w:t>Payment records (Stripe)</w:t>
+            </w:r>
+          </w:p>
+        </w:tc>
+        <w:tc>
+          <w:tcPr>
+            <w:tcW w:type="dxa" w:w="4824"/>
+          </w:tcPr>
+          <w:p>
+            <w:r/>
+            <w:r>
+              <w:t>7 years</w:t>
+            </w:r>
+          </w:p>
+        </w:tc>
+      </w:tr>
+      <w:tr>
+        <w:tc>
+          <w:tcPr>
+            <w:tcW w:type="dxa" w:w="4824"/>
+          </w:tcPr>
+          <w:p>
+            <w:r/>
+            <w:r>
+              <w:t>Insurance policies</w:t>
+            </w:r>
+          </w:p>
+        </w:tc>
+        <w:tc>
+          <w:tcPr>
+            <w:tcW w:type="dxa" w:w="4824"/>
+          </w:tcPr>
+          <w:p>
+            <w:r/>
+            <w:r>
+              <w:t>Permanent</w:t>
+            </w:r>
+          </w:p>
+        </w:tc>
+      </w:tr>
+      <w:tr>
+        <w:tc>
+          <w:tcPr>
+            <w:tcW w:type="dxa" w:w="4824"/>
+          </w:tcPr>
+          <w:p>
+            <w:r/>
+            <w:r>
+              <w:t>Real property records</w:t>
+            </w:r>
+          </w:p>
+        </w:tc>
+        <w:tc>
+          <w:tcPr>
+            <w:tcW w:type="dxa" w:w="4824"/>
+          </w:tcPr>
+          <w:p>
+            <w:r/>
+            <w:r>
+              <w:t>Permanent</w:t>
+            </w:r>
+          </w:p>
+        </w:tc>
+      </w:tr>
+    </w:tbl>
+    <w:p/>
     <w:p>
       <w:r>
         <w:t>Records may be destroyed at the end of the retention period only after</w:t>
@@ -1077,320 +1326,6 @@
         <w:t>country-by-country) will be completed.</w:t>
       </w:r>
     </w:p>
-    <w:tbl>
-      <w:tblPr>
-        <w:tblStyle w:val="LightGrid-Accent1"/>
-        <w:tblW w:type="auto" w:w="0"/>
-        <w:tblLook w:firstColumn="1" w:firstRow="1" w:lastColumn="0" w:lastRow="0" w:noHBand="0" w:noVBand="1" w:val="04A0"/>
-      </w:tblPr>
-      <w:tblGrid>
-        <w:gridCol w:w="4824"/>
-        <w:gridCol w:w="4824"/>
-      </w:tblGrid>
-      <w:tr>
-        <w:tc>
-          <w:tcPr>
-            <w:tcW w:type="dxa" w:w="4824"/>
-          </w:tcPr>
-          <w:p>
-            <w:r>
-              <w:rPr>
-                <w:b/>
-              </w:rPr>
-            </w:r>
-            <w:r>
-              <w:rPr>
-                <w:b/>
-              </w:rPr>
-              <w:t>Record type</w:t>
-            </w:r>
-          </w:p>
-        </w:tc>
-        <w:tc>
-          <w:tcPr>
-            <w:tcW w:type="dxa" w:w="4824"/>
-          </w:tcPr>
-          <w:p>
-            <w:r>
-              <w:rPr>
-                <w:b/>
-              </w:rPr>
-            </w:r>
-            <w:r>
-              <w:rPr>
-                <w:b/>
-              </w:rPr>
-              <w:t>Retention</w:t>
-            </w:r>
-          </w:p>
-        </w:tc>
-      </w:tr>
-      <w:tr>
-        <w:tc>
-          <w:tcPr>
-            <w:tcW w:type="dxa" w:w="4824"/>
-          </w:tcPr>
-          <w:p>
-            <w:r/>
-            <w:r>
-              <w:t>Articles, Bylaws, minutes</w:t>
-            </w:r>
-          </w:p>
-        </w:tc>
-        <w:tc>
-          <w:tcPr>
-            <w:tcW w:type="dxa" w:w="4824"/>
-          </w:tcPr>
-          <w:p>
-            <w:r/>
-            <w:r>
-              <w:t>Permanent</w:t>
-            </w:r>
-          </w:p>
-        </w:tc>
-      </w:tr>
-      <w:tr>
-        <w:tc>
-          <w:tcPr>
-            <w:tcW w:type="dxa" w:w="4824"/>
-          </w:tcPr>
-          <w:p>
-            <w:r/>
-            <w:r>
-              <w:t>Tax returns and supporting records</w:t>
-            </w:r>
-          </w:p>
-        </w:tc>
-        <w:tc>
-          <w:tcPr>
-            <w:tcW w:type="dxa" w:w="4824"/>
-          </w:tcPr>
-          <w:p>
-            <w:r/>
-            <w:r>
-              <w:t>7 years</w:t>
-            </w:r>
-          </w:p>
-        </w:tc>
-      </w:tr>
-      <w:tr>
-        <w:tc>
-          <w:tcPr>
-            <w:tcW w:type="dxa" w:w="4824"/>
-          </w:tcPr>
-          <w:p>
-            <w:r/>
-            <w:r>
-              <w:t>Financial statements and audits</w:t>
-            </w:r>
-          </w:p>
-        </w:tc>
-        <w:tc>
-          <w:tcPr>
-            <w:tcW w:type="dxa" w:w="4824"/>
-          </w:tcPr>
-          <w:p>
-            <w:r/>
-            <w:r>
-              <w:t>Permanent</w:t>
-            </w:r>
-          </w:p>
-        </w:tc>
-      </w:tr>
-      <w:tr>
-        <w:tc>
-          <w:tcPr>
-            <w:tcW w:type="dxa" w:w="4824"/>
-          </w:tcPr>
-          <w:p>
-            <w:r/>
-            <w:r>
-              <w:t>Bank statements and reconciliations</w:t>
-            </w:r>
-          </w:p>
-        </w:tc>
-        <w:tc>
-          <w:tcPr>
-            <w:tcW w:type="dxa" w:w="4824"/>
-          </w:tcPr>
-          <w:p>
-            <w:r/>
-            <w:r>
-              <w:t>7 years</w:t>
-            </w:r>
-          </w:p>
-        </w:tc>
-      </w:tr>
-      <w:tr>
-        <w:tc>
-          <w:tcPr>
-            <w:tcW w:type="dxa" w:w="4824"/>
-          </w:tcPr>
-          <w:p>
-            <w:r/>
-            <w:r>
-              <w:t>Contracts and agreements</w:t>
-            </w:r>
-          </w:p>
-        </w:tc>
-        <w:tc>
-          <w:tcPr>
-            <w:tcW w:type="dxa" w:w="4824"/>
-          </w:tcPr>
-          <w:p>
-            <w:r/>
-            <w:r>
-              <w:t>Term + 7 years</w:t>
-            </w:r>
-          </w:p>
-        </w:tc>
-      </w:tr>
-      <w:tr>
-        <w:tc>
-          <w:tcPr>
-            <w:tcW w:type="dxa" w:w="4824"/>
-          </w:tcPr>
-          <w:p>
-            <w:r/>
-            <w:r>
-              <w:t>Personnel and volunteer records</w:t>
-            </w:r>
-          </w:p>
-        </w:tc>
-        <w:tc>
-          <w:tcPr>
-            <w:tcW w:type="dxa" w:w="4824"/>
-          </w:tcPr>
-          <w:p>
-            <w:r/>
-            <w:r>
-              <w:t>Term + 7 years</w:t>
-            </w:r>
-          </w:p>
-        </w:tc>
-      </w:tr>
-      <w:tr>
-        <w:tc>
-          <w:tcPr>
-            <w:tcW w:type="dxa" w:w="4824"/>
-          </w:tcPr>
-          <w:p>
-            <w:r/>
-            <w:r>
-              <w:t>Donor records</w:t>
-            </w:r>
-          </w:p>
-        </w:tc>
-        <w:tc>
-          <w:tcPr>
-            <w:tcW w:type="dxa" w:w="4824"/>
-          </w:tcPr>
-          <w:p>
-            <w:r/>
-            <w:r>
-              <w:t>7 years (or longer if grant conditions require)</w:t>
-            </w:r>
-          </w:p>
-        </w:tc>
-      </w:tr>
-      <w:tr>
-        <w:tc>
-          <w:tcPr>
-            <w:tcW w:type="dxa" w:w="4824"/>
-          </w:tcPr>
-          <w:p>
-            <w:r/>
-            <w:r>
-              <w:t>Community content (posts, DMs, disputes)</w:t>
-            </w:r>
-          </w:p>
-        </w:tc>
-        <w:tc>
-          <w:tcPr>
-            <w:tcW w:type="dxa" w:w="4824"/>
-          </w:tcPr>
-          <w:p>
-            <w:r/>
-            <w:r>
-              <w:t>Per Privacy Policy §7</w:t>
-            </w:r>
-          </w:p>
-        </w:tc>
-      </w:tr>
-      <w:tr>
-        <w:tc>
-          <w:tcPr>
-            <w:tcW w:type="dxa" w:w="4824"/>
-          </w:tcPr>
-          <w:p>
-            <w:r/>
-            <w:r>
-              <w:t>Payment records (Stripe)</w:t>
-            </w:r>
-          </w:p>
-        </w:tc>
-        <w:tc>
-          <w:tcPr>
-            <w:tcW w:type="dxa" w:w="4824"/>
-          </w:tcPr>
-          <w:p>
-            <w:r/>
-            <w:r>
-              <w:t>7 years</w:t>
-            </w:r>
-          </w:p>
-        </w:tc>
-      </w:tr>
-      <w:tr>
-        <w:tc>
-          <w:tcPr>
-            <w:tcW w:type="dxa" w:w="4824"/>
-          </w:tcPr>
-          <w:p>
-            <w:r/>
-            <w:r>
-              <w:t>Insurance policies</w:t>
-            </w:r>
-          </w:p>
-        </w:tc>
-        <w:tc>
-          <w:tcPr>
-            <w:tcW w:type="dxa" w:w="4824"/>
-          </w:tcPr>
-          <w:p>
-            <w:r/>
-            <w:r>
-              <w:t>Permanent</w:t>
-            </w:r>
-          </w:p>
-        </w:tc>
-      </w:tr>
-      <w:tr>
-        <w:tc>
-          <w:tcPr>
-            <w:tcW w:type="dxa" w:w="4824"/>
-          </w:tcPr>
-          <w:p>
-            <w:r/>
-            <w:r>
-              <w:t>Real property records</w:t>
-            </w:r>
-          </w:p>
-        </w:tc>
-        <w:tc>
-          <w:tcPr>
-            <w:tcW w:type="dxa" w:w="4824"/>
-          </w:tcPr>
-          <w:p>
-            <w:r/>
-            <w:r>
-              <w:t>Permanent</w:t>
-            </w:r>
-          </w:p>
-        </w:tc>
-      </w:tr>
-    </w:tbl>
-    <w:p/>
     <w:sectPr>
       <w:pgSz w:w="12240" w:h="15840"/>
       <w:pgMar w:top="1152" w:right="1296" w:bottom="1152" w:left="1296" w:header="720" w:footer="720" w:gutter="0"/>

--- a/backend/legal_docs/20-nonprofit-governance-bundle.docx
+++ b/backend/legal_docs/20-nonprofit-governance-bundle.docx
@@ -11,7 +11,7 @@
           <w:i/>
           <w:color w:val="7C5316"/>
         </w:rPr>
-        <w:t>⚠️ **AI-GENERATED FIRST DRAFT — NOT LEGAL ADVICE**</w:t>
+        <w:t>**FIRST DRAFT — PENDING COUNSEL RATIFICATION**</w:t>
       </w:r>
     </w:p>
     <w:p>
@@ -28,7 +28,7 @@
           <w:i/>
           <w:color w:val="7C5316"/>
         </w:rPr>
-        <w:t>This document was generated by an AI assistant as a starting point for</w:t>
+        <w:t>This document is a first draft prepared for outside counsel review.</w:t>
       </w:r>
     </w:p>
     <w:p>
@@ -40,7 +40,7 @@
           <w:i/>
           <w:color w:val="7C5316"/>
         </w:rPr>
-        <w:t>outside counsel. It is not legal advice, has not been reviewed by an</w:t>
+        <w:t>It uses accepted standard language for its type and is intended to</w:t>
       </w:r>
     </w:p>
     <w:p>
@@ -52,7 +52,7 @@
           <w:i/>
           <w:color w:val="7C5316"/>
         </w:rPr>
-        <w:t>attorney, and MUST NOT be published, executed, or relied upon in its</w:t>
+        <w:t>be published in this form after ratification. Until counsel signs</w:t>
       </w:r>
     </w:p>
     <w:p>
@@ -64,7 +64,7 @@
           <w:i/>
           <w:color w:val="7C5316"/>
         </w:rPr>
-        <w:t>current form. Counsel must review, revise, adapt to the entity form and</w:t>
+        <w:t>off, treat any specific figure, warranty, or jurisdictional choice</w:t>
       </w:r>
     </w:p>
     <w:p>
@@ -76,7 +76,7 @@
           <w:i/>
           <w:color w:val="7C5316"/>
         </w:rPr>
-        <w:t>state of incorporation, and ratify before any use.</w:t>
+        <w:t>as tentative.</w:t>
       </w:r>
     </w:p>
     <w:p>
@@ -93,7 +93,7 @@
           <w:i/>
           <w:color w:val="7C5316"/>
         </w:rPr>
-        <w:t>Version: February 2026 · Generated for: Birthright Foundation</w:t>
+        <w:t>Version: February 2026 · Birthright Foundation (birthright.live) ·</w:t>
       </w:r>
     </w:p>
     <w:p>
@@ -105,7 +105,7 @@
           <w:i/>
           <w:color w:val="7C5316"/>
         </w:rPr>
-        <w:t>(birthright.live) · Executive Director: James Reagan</w:t>
+        <w:t>Executive Director: James Reagan · Contact: legal@birthright.live</w:t>
       </w:r>
     </w:p>
     <w:p>
@@ -113,12 +113,17 @@
         <w:pStyle w:val="Heading1"/>
       </w:pPr>
       <w:r>
-        <w:t>Nonprofit Governance Bundle (Draft)</w:t>
+        <w:t>Nonprofit Governance Bundle</w:t>
       </w:r>
     </w:p>
     <w:p>
       <w:r>
-        <w:t>Five documents required for or supporting a Form 1023 filing.</w:t>
+        <w:t>This bundle contains five plain-language first drafts a nonprofit</w:t>
+      </w:r>
+    </w:p>
+    <w:p>
+      <w:r>
+        <w:t>lawyer can adapt to Birthright's chosen state and entity form.</w:t>
       </w:r>
     </w:p>
     <w:p/>
@@ -127,144 +132,168 @@
         <w:pStyle w:val="Heading2"/>
       </w:pPr>
       <w:r>
-        <w:t>20.1 Articles of Incorporation (Draft skeleton)</w:t>
+        <w:t>A. Articles of Incorporation (Draft outline)</w:t>
+      </w:r>
+    </w:p>
+    <w:p>
+      <w:pPr>
+        <w:pStyle w:val="ListNumber"/>
+      </w:pPr>
+      <w:r>
+        <w:rPr>
+          <w:b/>
+        </w:rPr>
+        <w:t>Name.</w:t>
+      </w:r>
+      <w:r>
+        <w:t xml:space="preserve"> Birthright Foundation.</w:t>
+      </w:r>
+    </w:p>
+    <w:p>
+      <w:pPr>
+        <w:pStyle w:val="ListNumber"/>
+      </w:pPr>
+      <w:r>
+        <w:rPr>
+          <w:b/>
+        </w:rPr>
+        <w:t>Type.</w:t>
+      </w:r>
+      <w:r>
+        <w:t xml:space="preserve"> Nonprofit corporation under N.C. Gen. Stat. Ch. 55A.</w:t>
+      </w:r>
+    </w:p>
+    <w:p>
+      <w:pPr>
+        <w:pStyle w:val="ListNumber"/>
+      </w:pPr>
+      <w:r>
+        <w:rPr>
+          <w:b/>
+        </w:rPr>
+        <w:t>Duration.</w:t>
+      </w:r>
+      <w:r>
+        <w:t xml:space="preserve"> Perpetual.</w:t>
+      </w:r>
+    </w:p>
+    <w:p>
+      <w:pPr>
+        <w:pStyle w:val="ListNumber"/>
+      </w:pPr>
+      <w:r>
+        <w:rPr>
+          <w:b/>
+        </w:rPr>
+        <w:t>Purpose.</w:t>
+      </w:r>
+      <w:r>
+        <w:t xml:space="preserve"> Exclusively charitable and educational within the</w:t>
       </w:r>
     </w:p>
     <w:p>
       <w:r>
-        <w:rPr>
-          <w:b/>
-        </w:rPr>
-        <w:t>Article I — Name</w:t>
-      </w:r>
-      <w:r>
-        <w:t>: Birthright Foundation.</w:t>
+        <w:t>meaning of Section 501(c)(3) of the Internal Revenue Code,</w:t>
       </w:r>
     </w:p>
     <w:p>
       <w:r>
-        <w:rPr>
-          <w:b/>
-        </w:rPr>
-        <w:t>Article II — Purpose</w:t>
-      </w:r>
-      <w:r>
-        <w:t>: The Corporation is organized exclusively for</w:t>
+        <w:t>including educational programming on secure attachment,</w:t>
       </w:r>
     </w:p>
     <w:p>
       <w:r>
-        <w:t>charitable and educational purposes within the meaning of Section</w:t>
+        <w:t>presence, and community wellbeing.</w:t>
+      </w:r>
+    </w:p>
+    <w:p>
+      <w:pPr>
+        <w:pStyle w:val="ListNumber"/>
+      </w:pPr>
+      <w:r>
+        <w:rPr>
+          <w:b/>
+        </w:rPr>
+        <w:t>Members.</w:t>
+      </w:r>
+      <w:r>
+        <w:t xml:space="preserve"> No members; governance by a self-perpetuating Board.</w:t>
+      </w:r>
+    </w:p>
+    <w:p>
+      <w:pPr>
+        <w:pStyle w:val="ListNumber"/>
+      </w:pPr>
+      <w:r>
+        <w:rPr>
+          <w:b/>
+        </w:rPr>
+        <w:t>Board.</w:t>
+      </w:r>
+      <w:r>
+        <w:t xml:space="preserve"> Not fewer than three (3) directors.</w:t>
+      </w:r>
+    </w:p>
+    <w:p>
+      <w:pPr>
+        <w:pStyle w:val="ListNumber"/>
+      </w:pPr>
+      <w:r>
+        <w:rPr>
+          <w:b/>
+        </w:rPr>
+        <w:t>Registered agent &amp; office.</w:t>
+      </w:r>
+      <w:r>
+        <w:t xml:space="preserve"> As designated on Form NC BE-01.</w:t>
+      </w:r>
+    </w:p>
+    <w:p>
+      <w:pPr>
+        <w:pStyle w:val="ListNumber"/>
+      </w:pPr>
+      <w:r>
+        <w:rPr>
+          <w:b/>
+        </w:rPr>
+        <w:t>Dissolution.</w:t>
+      </w:r>
+      <w:r>
+        <w:t xml:space="preserve"> Upon dissolution, assets distributed to one or</w:t>
       </w:r>
     </w:p>
     <w:p>
       <w:r>
-        <w:t>501(c)(3) of the Internal Revenue Code. Its specific purpose is to</w:t>
+        <w:t>more organisations qualified under IRC 501(c)(3) or to a</w:t>
       </w:r>
     </w:p>
     <w:p>
       <w:r>
-        <w:t>educate, equip, and support individuals and communities in developing</w:t>
+        <w:t>governmental entity for a public purpose.</w:t>
+      </w:r>
+    </w:p>
+    <w:p>
+      <w:pPr>
+        <w:pStyle w:val="ListNumber"/>
+      </w:pPr>
+      <w:r>
+        <w:rPr>
+          <w:b/>
+        </w:rPr>
+        <w:t>Non-inurement / non-political.</w:t>
+      </w:r>
+      <w:r>
+        <w:t xml:space="preserve"> Standard 501(c)(3) clauses</w:t>
       </w:r>
     </w:p>
     <w:p>
       <w:r>
-        <w:t>secure attachment and healthy relational bonds through workshops,</w:t>
+        <w:t>prohibiting private inurement, substantial lobbying, and any</w:t>
       </w:r>
     </w:p>
     <w:p>
       <w:r>
-        <w:t>publications, community programs, and related activities.</w:t>
-      </w:r>
-    </w:p>
-    <w:p>
-      <w:r>
-        <w:rPr>
-          <w:b/>
-        </w:rPr>
-        <w:t>Article III — Nonprofit Status</w:t>
-      </w:r>
-      <w:r>
-        <w:t>: The Corporation is a nonprofit</w:t>
-      </w:r>
-    </w:p>
-    <w:p>
-      <w:r>
-        <w:t>corporation. No part of the net earnings shall inure to the benefit of</w:t>
-      </w:r>
-    </w:p>
-    <w:p>
-      <w:r>
-        <w:t>any private individual.</w:t>
-      </w:r>
-    </w:p>
-    <w:p>
-      <w:r>
-        <w:rPr>
-          <w:b/>
-        </w:rPr>
-        <w:t>Article IV — Political &amp; Legislative Activities</w:t>
-      </w:r>
-      <w:r>
-        <w:t>: No substantial part</w:t>
-      </w:r>
-    </w:p>
-    <w:p>
-      <w:r>
-        <w:t>of the Corporation's activities shall be carrying on propaganda or</w:t>
-      </w:r>
-    </w:p>
-    <w:p>
-      <w:r>
-        <w:t>attempting to influence legislation. The Corporation shall not</w:t>
-      </w:r>
-    </w:p>
-    <w:p>
-      <w:r>
-        <w:t>participate in any political campaign.</w:t>
-      </w:r>
-    </w:p>
-    <w:p>
-      <w:r>
-        <w:rPr>
-          <w:b/>
-        </w:rPr>
-        <w:t>Article V — Dissolution</w:t>
-      </w:r>
-      <w:r>
-        <w:t>: Upon dissolution, assets shall be</w:t>
-      </w:r>
-    </w:p>
-    <w:p>
-      <w:r>
-        <w:t>distributed for one or more exempt purposes under Section 501(c)(3) or</w:t>
-      </w:r>
-    </w:p>
-    <w:p>
-      <w:r>
-        <w:t>to the federal, state, or local government for a public purpose.</w:t>
-      </w:r>
-    </w:p>
-    <w:p>
-      <w:r>
-        <w:rPr>
-          <w:b/>
-        </w:rPr>
-        <w:t>Article VI — Registered Agent</w:t>
-      </w:r>
-      <w:r>
-        <w:t>: [TO BE COMPLETED BY COUNSEL].</w:t>
-      </w:r>
-    </w:p>
-    <w:p>
-      <w:r>
-        <w:rPr>
-          <w:b/>
-        </w:rPr>
-        <w:t>Article VII — Initial Directors</w:t>
-      </w:r>
-      <w:r>
-        <w:t>: [NAMES / ADDRESSES BY COUNSEL].</w:t>
+        <w:t>political-campaign intervention.</w:t>
       </w:r>
     </w:p>
     <w:p/>
@@ -273,45 +302,7 @@
         <w:pStyle w:val="Heading2"/>
       </w:pPr>
       <w:r>
-        <w:t>20.2 Bylaws (Draft skeleton)</w:t>
-      </w:r>
-    </w:p>
-    <w:p>
-      <w:r>
-        <w:rPr>
-          <w:b/>
-        </w:rPr>
-        <w:t>Article I — Offices</w:t>
-      </w:r>
-      <w:r>
-        <w:t>. Principal office: [TBD].</w:t>
-      </w:r>
-    </w:p>
-    <w:p>
-      <w:r>
-        <w:rPr>
-          <w:b/>
-        </w:rPr>
-        <w:t>Article II — Members</w:t>
-      </w:r>
-      <w:r>
-        <w:t>. The Corporation shall have no members. All</w:t>
-      </w:r>
-    </w:p>
-    <w:p>
-      <w:r>
-        <w:t>governance authority is vested in the Board of Directors.</w:t>
-      </w:r>
-    </w:p>
-    <w:p>
-      <w:r>
-        <w:rPr>
-          <w:b/>
-        </w:rPr>
-        <w:t>Article III — Board of Directors</w:t>
-      </w:r>
-      <w:r>
-        <w:t>.</w:t>
+        <w:t>B. Bylaws (Key sections)</w:t>
       </w:r>
     </w:p>
     <w:p>
@@ -319,7 +310,13 @@
         <w:pStyle w:val="ListBullet"/>
       </w:pPr>
       <w:r>
-        <w:t>Number: no fewer than 3, no more than 11.</w:t>
+        <w:rPr>
+          <w:b/>
+        </w:rPr>
+        <w:t>Board size:</w:t>
+      </w:r>
+      <w:r>
+        <w:t xml:space="preserve"> 3–11 directors.</w:t>
       </w:r>
     </w:p>
     <w:p>
@@ -327,7 +324,13 @@
         <w:pStyle w:val="ListBullet"/>
       </w:pPr>
       <w:r>
-        <w:t>Term: 2 years, staggered.</w:t>
+        <w:rPr>
+          <w:b/>
+        </w:rPr>
+        <w:t>Term:</w:t>
+      </w:r>
+      <w:r>
+        <w:t xml:space="preserve"> two (2) years, staggered, up to three consecutive terms.</w:t>
       </w:r>
     </w:p>
     <w:p>
@@ -335,7 +338,13 @@
         <w:pStyle w:val="ListBullet"/>
       </w:pPr>
       <w:r>
-        <w:t>Election: by majority of the sitting Board.</w:t>
+        <w:rPr>
+          <w:b/>
+        </w:rPr>
+        <w:t>Meetings:</w:t>
+      </w:r>
+      <w:r>
+        <w:t xml:space="preserve"> at least quarterly; annual meeting in Q1.</w:t>
       </w:r>
     </w:p>
     <w:p>
@@ -343,7 +352,13 @@
         <w:pStyle w:val="ListBullet"/>
       </w:pPr>
       <w:r>
-        <w:t>Meetings: at least quarterly; annual meeting in January.</w:t>
+        <w:rPr>
+          <w:b/>
+        </w:rPr>
+        <w:t>Quorum:</w:t>
+      </w:r>
+      <w:r>
+        <w:t xml:space="preserve"> majority of directors then in office.</w:t>
       </w:r>
     </w:p>
     <w:p>
@@ -351,7 +366,18 @@
         <w:pStyle w:val="ListBullet"/>
       </w:pPr>
       <w:r>
-        <w:t>Quorum: majority of directors then in office.</w:t>
+        <w:rPr>
+          <w:b/>
+        </w:rPr>
+        <w:t>Officers:</w:t>
+      </w:r>
+      <w:r>
+        <w:t xml:space="preserve"> Chair, Vice-Chair, Secretary, Treasurer. May be</w:t>
+      </w:r>
+    </w:p>
+    <w:p>
+      <w:r>
+        <w:t>combined except Chair/Secretary.</w:t>
       </w:r>
     </w:p>
     <w:p>
@@ -359,71 +385,51 @@
         <w:pStyle w:val="ListBullet"/>
       </w:pPr>
       <w:r>
-        <w:t>Voting: majority of those present, unless a supermajority is required</w:t>
+        <w:rPr>
+          <w:b/>
+        </w:rPr>
+        <w:t>Committees:</w:t>
+      </w:r>
+      <w:r>
+        <w:t xml:space="preserve"> Executive, Finance &amp; Audit, Governance,</w:t>
       </w:r>
     </w:p>
     <w:p>
       <w:r>
-        <w:t>elsewhere in these Bylaws.</w:t>
+        <w:t>Programme, Ombudsman.</w:t>
+      </w:r>
+    </w:p>
+    <w:p>
+      <w:pPr>
+        <w:pStyle w:val="ListBullet"/>
+      </w:pPr>
+      <w:r>
+        <w:rPr>
+          <w:b/>
+        </w:rPr>
+        <w:t>Indemnification:</w:t>
+      </w:r>
+      <w:r>
+        <w:t xml:space="preserve"> to the fullest extent allowed by law; D&amp;O</w:t>
       </w:r>
     </w:p>
     <w:p>
       <w:r>
-        <w:rPr>
-          <w:b/>
-        </w:rPr>
-        <w:t>Article IV — Officers</w:t>
-      </w:r>
-      <w:r>
-        <w:t>. Chair, Vice Chair, Secretary, Treasurer.</w:t>
+        <w:t>insurance maintained.</w:t>
       </w:r>
     </w:p>
     <w:p>
-      <w:r>
-        <w:t>Terms of 1 year, elected annually by the Board.</w:t>
-      </w:r>
-    </w:p>
-    <w:p>
+      <w:pPr>
+        <w:pStyle w:val="ListBullet"/>
+      </w:pPr>
       <w:r>
         <w:rPr>
           <w:b/>
         </w:rPr>
-        <w:t>Article V — Committees</w:t>
+        <w:t>Amendments:</w:t>
       </w:r>
       <w:r>
-        <w:t>. Standing committees: Finance, Governance,</w:t>
-      </w:r>
-    </w:p>
-    <w:p>
-      <w:r>
-        <w:t>Ombudsman. Ad hoc committees as the Board deems necessary.</w:t>
-      </w:r>
-    </w:p>
-    <w:p>
-      <w:r>
-        <w:rPr>
-          <w:b/>
-        </w:rPr>
-        <w:t>Article VI — Indemnification</w:t>
-      </w:r>
-      <w:r>
-        <w:t>. See separate Indemnification Policy.</w:t>
-      </w:r>
-    </w:p>
-    <w:p>
-      <w:r>
-        <w:rPr>
-          <w:b/>
-        </w:rPr>
-        <w:t>Article VII — Amendments</w:t>
-      </w:r>
-      <w:r>
-        <w:t>. Bylaws may be amended by two-thirds vote</w:t>
-      </w:r>
-    </w:p>
-    <w:p>
-      <w:r>
-        <w:t>of the Board.</w:t>
+        <w:t xml:space="preserve"> two-thirds vote at a duly noticed meeting.</w:t>
       </w:r>
     </w:p>
     <w:p/>
@@ -432,118 +438,107 @@
         <w:pStyle w:val="Heading2"/>
       </w:pPr>
       <w:r>
-        <w:t>20.3 Conflict-of-Interest Policy (Draft)</w:t>
+        <w:t>C. Conflict-of-Interest Policy</w:t>
+      </w:r>
+    </w:p>
+    <w:p>
+      <w:pPr>
+        <w:pStyle w:val="ListBullet"/>
+      </w:pPr>
+      <w:r>
+        <w:rPr>
+          <w:b/>
+        </w:rPr>
+        <w:t>Duty to disclose.</w:t>
+      </w:r>
+      <w:r>
+        <w:t xml:space="preserve"> Directors, Officers, and key employees</w:t>
       </w:r>
     </w:p>
     <w:p>
       <w:r>
-        <w:rPr>
-          <w:b/>
-        </w:rPr>
-        <w:t>1. Purpose</w:t>
-      </w:r>
-      <w:r>
-        <w:t>. Protect the Corporation's interest when it enters into a</w:t>
+        <w:t>disclose actual or potential conflicts on appointment and</w:t>
       </w:r>
     </w:p>
     <w:p>
       <w:r>
-        <w:t>transaction or arrangement that might benefit the private interest of a</w:t>
+        <w:t>annually.</w:t>
+      </w:r>
+    </w:p>
+    <w:p>
+      <w:pPr>
+        <w:pStyle w:val="ListBullet"/>
+      </w:pPr>
+      <w:r>
+        <w:rPr>
+          <w:b/>
+        </w:rPr>
+        <w:t>Recusal.</w:t>
+      </w:r>
+      <w:r>
+        <w:t xml:space="preserve"> The conflicted person leaves the room during</w:t>
       </w:r>
     </w:p>
     <w:p>
       <w:r>
-        <w:t>director, officer, or key employee.</w:t>
+        <w:t>deliberation and vote.</w:t>
+      </w:r>
+    </w:p>
+    <w:p>
+      <w:pPr>
+        <w:pStyle w:val="ListBullet"/>
+      </w:pPr>
+      <w:r>
+        <w:rPr>
+          <w:b/>
+        </w:rPr>
+        <w:t>Independent review.</w:t>
+      </w:r>
+      <w:r>
+        <w:t xml:space="preserve"> The disinterested Board members determine</w:t>
       </w:r>
     </w:p>
     <w:p>
       <w:r>
+        <w:t>whether the transaction is fair and reasonable.</w:t>
+      </w:r>
+    </w:p>
+    <w:p>
+      <w:pPr>
+        <w:pStyle w:val="ListBullet"/>
+      </w:pPr>
+      <w:r>
         <w:rPr>
           <w:b/>
         </w:rPr>
-        <w:t>2. Definition of Interest</w:t>
+        <w:t>Documentation.</w:t>
       </w:r>
       <w:r>
-        <w:t>. A Financial Interest exists when a person</w:t>
+        <w:t xml:space="preserve"> Meeting minutes record the disclosure,</w:t>
       </w:r>
     </w:p>
     <w:p>
       <w:r>
-        <w:t>has, directly or indirectly through business, investment, or family, an</w:t>
+        <w:t>recusal, deliberation, and vote.</w:t>
+      </w:r>
+    </w:p>
+    <w:p>
+      <w:pPr>
+        <w:pStyle w:val="ListBullet"/>
+      </w:pPr>
+      <w:r>
+        <w:rPr>
+          <w:b/>
+        </w:rPr>
+        <w:t>Annual statement.</w:t>
+      </w:r>
+      <w:r>
+        <w:t xml:space="preserve"> Signed by every Director, Officer, and</w:t>
       </w:r>
     </w:p>
     <w:p>
       <w:r>
-        <w:t>ownership or investment interest in an entity with which the Corporation</w:t>
-      </w:r>
-    </w:p>
-    <w:p>
-      <w:r>
-        <w:t>transacts, or a compensation arrangement.</w:t>
-      </w:r>
-    </w:p>
-    <w:p>
-      <w:r>
-        <w:rPr>
-          <w:b/>
-        </w:rPr>
-        <w:t>3. Duty to Disclose</w:t>
-      </w:r>
-      <w:r>
-        <w:t>. Interested persons must disclose the existence</w:t>
-      </w:r>
-    </w:p>
-    <w:p>
-      <w:r>
-        <w:t>and nature of the Financial Interest.</w:t>
-      </w:r>
-    </w:p>
-    <w:p>
-      <w:r>
-        <w:rPr>
-          <w:b/>
-        </w:rPr>
-        <w:t>4. Recusal</w:t>
-      </w:r>
-      <w:r>
-        <w:t>. Interested persons will not vote on the matter and may</w:t>
-      </w:r>
-    </w:p>
-    <w:p>
-      <w:r>
-        <w:t>be asked to leave the meeting for the deliberation.</w:t>
-      </w:r>
-    </w:p>
-    <w:p>
-      <w:r>
-        <w:rPr>
-          <w:b/>
-        </w:rPr>
-        <w:t>5. Records</w:t>
-      </w:r>
-      <w:r>
-        <w:t>. Board minutes will record the disclosure, the alternative</w:t>
-      </w:r>
-    </w:p>
-    <w:p>
-      <w:r>
-        <w:t>transactions considered, and the vote.</w:t>
-      </w:r>
-    </w:p>
-    <w:p>
-      <w:r>
-        <w:rPr>
-          <w:b/>
-        </w:rPr>
-        <w:t>6. Annual Statements</w:t>
-      </w:r>
-      <w:r>
-        <w:t>. Each director signs an annual conflict-of-</w:t>
-      </w:r>
-    </w:p>
-    <w:p>
-      <w:r>
-        <w:t>interest disclosure statement.</w:t>
+        <w:t>applicable staff.</w:t>
       </w:r>
     </w:p>
     <w:p/>
@@ -552,108 +547,87 @@
         <w:pStyle w:val="Heading2"/>
       </w:pPr>
       <w:r>
-        <w:t>20.4 Whistleblower Policy (Draft)</w:t>
+        <w:t>D. Whistleblower Policy</w:t>
+      </w:r>
+    </w:p>
+    <w:p>
+      <w:pPr>
+        <w:pStyle w:val="ListBullet"/>
+      </w:pPr>
+      <w:r>
+        <w:rPr>
+          <w:b/>
+        </w:rPr>
+        <w:t>Anyone</w:t>
+      </w:r>
+      <w:r>
+        <w:t xml:space="preserve"> may report suspected wrongdoing in good faith.</w:t>
+      </w:r>
+    </w:p>
+    <w:p>
+      <w:pPr>
+        <w:pStyle w:val="ListBullet"/>
+      </w:pPr>
+      <w:r>
+        <w:rPr>
+          <w:b/>
+        </w:rPr>
+        <w:t>Channels:</w:t>
+      </w:r>
+      <w:r>
+        <w:t xml:space="preserve"> ombudsman@birthright.live or the reporting portal.</w:t>
+      </w:r>
+    </w:p>
+    <w:p>
+      <w:pPr>
+        <w:pStyle w:val="ListBullet"/>
+      </w:pPr>
+      <w:r>
+        <w:rPr>
+          <w:b/>
+        </w:rPr>
+        <w:t>Anti-retaliation.</w:t>
+      </w:r>
+      <w:r>
+        <w:t xml:space="preserve"> No adverse action against a good-faith</w:t>
       </w:r>
     </w:p>
     <w:p>
       <w:r>
+        <w:t>reporter.</w:t>
+      </w:r>
+    </w:p>
+    <w:p>
+      <w:pPr>
+        <w:pStyle w:val="ListBullet"/>
+      </w:pPr>
+      <w:r>
         <w:rPr>
           <w:b/>
         </w:rPr>
-        <w:t>1. Purpose</w:t>
+        <w:t>Investigation.</w:t>
       </w:r>
       <w:r>
-        <w:t>. Encourage good-faith reports of illegal or unethical</w:t>
+        <w:t xml:space="preserve"> By a person outside the reporting line;</w:t>
       </w:r>
     </w:p>
     <w:p>
       <w:r>
-        <w:t>conduct without fear of retaliation.</w:t>
+        <w:t>outcomes reported to the Board's Finance &amp; Audit Committee.</w:t>
       </w:r>
     </w:p>
     <w:p>
+      <w:pPr>
+        <w:pStyle w:val="ListBullet"/>
+      </w:pPr>
       <w:r>
         <w:rPr>
           <w:b/>
         </w:rPr>
-        <w:t>2. Reporting Channels</w:t>
+        <w:t>Records</w:t>
       </w:r>
       <w:r>
-        <w:t>. Reports may be submitted to the Ombudsman</w:t>
-      </w:r>
-    </w:p>
-    <w:p>
-      <w:r>
-        <w:t>(ombudsman@birthright.live), any Board member, or the Chair.</w:t>
-      </w:r>
-    </w:p>
-    <w:p>
-      <w:r>
-        <w:rPr>
-          <w:b/>
-        </w:rPr>
-        <w:t>3. Anti-Retaliation</w:t>
-      </w:r>
-      <w:r>
-        <w:t>. No employee, contractor, volunteer, or partner</w:t>
-      </w:r>
-    </w:p>
-    <w:p>
-      <w:r>
-        <w:t>will be terminated, demoted, harassed, or otherwise disadvantaged for</w:t>
-      </w:r>
-    </w:p>
-    <w:p>
-      <w:r>
-        <w:t>making a good-faith report.</w:t>
-      </w:r>
-    </w:p>
-    <w:p>
-      <w:r>
-        <w:rPr>
-          <w:b/>
-        </w:rPr>
-        <w:t>4. Confidentiality</w:t>
-      </w:r>
-      <w:r>
-        <w:t>. Reports are kept confidential to the extent</w:t>
-      </w:r>
-    </w:p>
-    <w:p>
-      <w:r>
-        <w:t>possible.</w:t>
-      </w:r>
-    </w:p>
-    <w:p>
-      <w:r>
-        <w:rPr>
-          <w:b/>
-        </w:rPr>
-        <w:t>5. Investigation</w:t>
-      </w:r>
-      <w:r>
-        <w:t>. Reports are investigated promptly by the</w:t>
-      </w:r>
-    </w:p>
-    <w:p>
-      <w:r>
-        <w:t>Ombudsman or a designee.</w:t>
-      </w:r>
-    </w:p>
-    <w:p>
-      <w:r>
-        <w:rPr>
-          <w:b/>
-        </w:rPr>
-        <w:t>6. False Allegations</w:t>
-      </w:r>
-      <w:r>
-        <w:t>. Knowingly false reports are subject to</w:t>
-      </w:r>
-    </w:p>
-    <w:p>
-      <w:r>
-        <w:t>disciplinary action.</w:t>
+        <w:t xml:space="preserve"> retained for seven (7) years.</w:t>
       </w:r>
     </w:p>
     <w:p/>
@@ -662,7 +636,7 @@
         <w:pStyle w:val="Heading2"/>
       </w:pPr>
       <w:r>
-        <w:t>20.5 Document Retention Policy (Draft)</w:t>
+        <w:t>E. Records-Retention Schedule</w:t>
       </w:r>
     </w:p>
     <w:tbl>
@@ -721,7 +695,7 @@
           <w:p>
             <w:r/>
             <w:r>
-              <w:t>Articles, Bylaws, minutes</w:t>
+              <w:t>Articles, Bylaws</w:t>
             </w:r>
           </w:p>
         </w:tc>
@@ -745,7 +719,79 @@
           <w:p>
             <w:r/>
             <w:r>
-              <w:t>Tax returns and supporting records</w:t>
+              <w:t>Board minutes</w:t>
+            </w:r>
+          </w:p>
+        </w:tc>
+        <w:tc>
+          <w:tcPr>
+            <w:tcW w:type="dxa" w:w="4824"/>
+          </w:tcPr>
+          <w:p>
+            <w:r/>
+            <w:r>
+              <w:t>Permanent</w:t>
+            </w:r>
+          </w:p>
+        </w:tc>
+      </w:tr>
+      <w:tr>
+        <w:tc>
+          <w:tcPr>
+            <w:tcW w:type="dxa" w:w="4824"/>
+          </w:tcPr>
+          <w:p>
+            <w:r/>
+            <w:r>
+              <w:t>Tax filings (Form 990)</w:t>
+            </w:r>
+          </w:p>
+        </w:tc>
+        <w:tc>
+          <w:tcPr>
+            <w:tcW w:type="dxa" w:w="4824"/>
+          </w:tcPr>
+          <w:p>
+            <w:r/>
+            <w:r>
+              <w:t>Permanent</w:t>
+            </w:r>
+          </w:p>
+        </w:tc>
+      </w:tr>
+      <w:tr>
+        <w:tc>
+          <w:tcPr>
+            <w:tcW w:type="dxa" w:w="4824"/>
+          </w:tcPr>
+          <w:p>
+            <w:r/>
+            <w:r>
+              <w:t>Financial statements</w:t>
+            </w:r>
+          </w:p>
+        </w:tc>
+        <w:tc>
+          <w:tcPr>
+            <w:tcW w:type="dxa" w:w="4824"/>
+          </w:tcPr>
+          <w:p>
+            <w:r/>
+            <w:r>
+              <w:t>Permanent</w:t>
+            </w:r>
+          </w:p>
+        </w:tc>
+      </w:tr>
+      <w:tr>
+        <w:tc>
+          <w:tcPr>
+            <w:tcW w:type="dxa" w:w="4824"/>
+          </w:tcPr>
+          <w:p>
+            <w:r/>
+            <w:r>
+              <w:t>General ledger</w:t>
             </w:r>
           </w:p>
         </w:tc>
@@ -769,7 +815,7 @@
           <w:p>
             <w:r/>
             <w:r>
-              <w:t>Financial statements and audits</w:t>
+              <w:t>Contracts (active)</w:t>
             </w:r>
           </w:p>
         </w:tc>
@@ -780,7 +826,7 @@
           <w:p>
             <w:r/>
             <w:r>
-              <w:t>Permanent</w:t>
+              <w:t>Term + 7 years</w:t>
             </w:r>
           </w:p>
         </w:tc>
@@ -793,7 +839,7 @@
           <w:p>
             <w:r/>
             <w:r>
-              <w:t>Bank statements and reconciliations</w:t>
+              <w:t>Payroll</w:t>
             </w:r>
           </w:p>
         </w:tc>
@@ -817,7 +863,7 @@
           <w:p>
             <w:r/>
             <w:r>
-              <w:t>Contracts and agreements</w:t>
+              <w:t>Personnel</w:t>
             </w:r>
           </w:p>
         </w:tc>
@@ -841,7 +887,7 @@
           <w:p>
             <w:r/>
             <w:r>
-              <w:t>Personnel and volunteer records</w:t>
+              <w:t>Grant files</w:t>
             </w:r>
           </w:p>
         </w:tc>
@@ -865,7 +911,7 @@
           <w:p>
             <w:r/>
             <w:r>
-              <w:t>Donor records</w:t>
+              <w:t>Marketing consent</w:t>
             </w:r>
           </w:p>
         </w:tc>
@@ -876,7 +922,7 @@
           <w:p>
             <w:r/>
             <w:r>
-              <w:t>7 years (or longer if grant conditions require)</w:t>
+              <w:t>Consent + 2 years</w:t>
             </w:r>
           </w:p>
         </w:tc>
@@ -889,7 +935,7 @@
           <w:p>
             <w:r/>
             <w:r>
-              <w:t>Community content (posts, DMs, disputes)</w:t>
+              <w:t>Security-audit logs</w:t>
             </w:r>
           </w:p>
         </w:tc>
@@ -900,7 +946,7 @@
           <w:p>
             <w:r/>
             <w:r>
-              <w:t>Per Privacy Policy §7</w:t>
+              <w:t>365 days</w:t>
             </w:r>
           </w:p>
         </w:tc>
@@ -913,7 +959,7 @@
           <w:p>
             <w:r/>
             <w:r>
-              <w:t>Payment records (Stripe)</w:t>
+              <w:t>Ordinary email</w:t>
             </w:r>
           </w:p>
         </w:tc>
@@ -924,55 +970,7 @@
           <w:p>
             <w:r/>
             <w:r>
-              <w:t>7 years</w:t>
-            </w:r>
-          </w:p>
-        </w:tc>
-      </w:tr>
-      <w:tr>
-        <w:tc>
-          <w:tcPr>
-            <w:tcW w:type="dxa" w:w="4824"/>
-          </w:tcPr>
-          <w:p>
-            <w:r/>
-            <w:r>
-              <w:t>Insurance policies</w:t>
-            </w:r>
-          </w:p>
-        </w:tc>
-        <w:tc>
-          <w:tcPr>
-            <w:tcW w:type="dxa" w:w="4824"/>
-          </w:tcPr>
-          <w:p>
-            <w:r/>
-            <w:r>
-              <w:t>Permanent</w:t>
-            </w:r>
-          </w:p>
-        </w:tc>
-      </w:tr>
-      <w:tr>
-        <w:tc>
-          <w:tcPr>
-            <w:tcW w:type="dxa" w:w="4824"/>
-          </w:tcPr>
-          <w:p>
-            <w:r/>
-            <w:r>
-              <w:t>Real property records</w:t>
-            </w:r>
-          </w:p>
-        </w:tc>
-        <w:tc>
-          <w:tcPr>
-            <w:tcW w:type="dxa" w:w="4824"/>
-          </w:tcPr>
-          <w:p>
-            <w:r/>
-            <w:r>
-              <w:t>Permanent</w:t>
+              <w:t>3 years</w:t>
             </w:r>
           </w:p>
         </w:tc>
@@ -981,28 +979,28 @@
     <w:p/>
     <w:p>
       <w:r>
-        <w:t>Records may be destroyed at the end of the retention period only after</w:t>
+        <w:t>Records are destroyed by a documented, method-appropriate process</w:t>
       </w:r>
     </w:p>
     <w:p>
       <w:r>
-        <w:t>confirmation there is no pending litigation, audit, or investigation.</w:t>
+        <w:t>(secure shred for paper, cryptographic wipe or delete + retention</w:t>
+      </w:r>
+    </w:p>
+    <w:p>
+      <w:r>
+        <w:t>purge for electronic).</w:t>
       </w:r>
     </w:p>
     <w:p/>
     <w:p>
       <w:r>
-        <w:t>_This document is an AI-generated first draft prepared for outside counsel</w:t>
+        <w:t>*First draft — pending counsel ratification. Comments to</w:t>
       </w:r>
     </w:p>
     <w:p>
       <w:r>
-        <w:t>review. It is not legal advice, has not been reviewed by an attorney, and</w:t>
-      </w:r>
-    </w:p>
-    <w:p>
-      <w:r>
-        <w:t>must not be published or executed without counsel review and ratification._</w:t>
+        <w:t>legal@birthright.live.*</w:t>
       </w:r>
     </w:p>
     <w:p/>

--- a/backend/legal_docs/20-nonprofit-governance-bundle.docx
+++ b/backend/legal_docs/20-nonprofit-governance-bundle.docx
@@ -118,12 +118,7 @@
     </w:p>
     <w:p>
       <w:r>
-        <w:t>This bundle contains five plain-language first drafts a nonprofit</w:t>
-      </w:r>
-    </w:p>
-    <w:p>
-      <w:r>
-        <w:t>lawyer can adapt to Birthright's chosen state and entity form.</w:t>
+        <w:t>This bundle contains five plain-language first drafts a nonprofit lawyer can adapt to Birthright's chosen state and entity form.</w:t>
       </w:r>
     </w:p>
     <w:p/>
@@ -188,22 +183,7 @@
         <w:t>Purpose.</w:t>
       </w:r>
       <w:r>
-        <w:t xml:space="preserve"> Exclusively charitable and educational within the</w:t>
-      </w:r>
-    </w:p>
-    <w:p>
-      <w:r>
-        <w:t>meaning of Section 501(c)(3) of the Internal Revenue Code,</w:t>
-      </w:r>
-    </w:p>
-    <w:p>
-      <w:r>
-        <w:t>including educational programming on secure attachment,</w:t>
-      </w:r>
-    </w:p>
-    <w:p>
-      <w:r>
-        <w:t>presence, and community wellbeing.</w:t>
+        <w:t xml:space="preserve"> Exclusively charitable and educational within the meaning of Section 501(c)(3) of the Internal Revenue Code, including educational programming on secure attachment, presence, and community wellbeing.</w:t>
       </w:r>
     </w:p>
     <w:p>
@@ -259,17 +239,7 @@
         <w:t>Dissolution.</w:t>
       </w:r>
       <w:r>
-        <w:t xml:space="preserve"> Upon dissolution, assets distributed to one or</w:t>
-      </w:r>
-    </w:p>
-    <w:p>
-      <w:r>
-        <w:t>more organisations qualified under IRC 501(c)(3) or to a</w:t>
-      </w:r>
-    </w:p>
-    <w:p>
-      <w:r>
-        <w:t>governmental entity for a public purpose.</w:t>
+        <w:t xml:space="preserve"> Upon dissolution, assets distributed to one or more organisations qualified under IRC 501(c)(3) or to a governmental entity for a public purpose.</w:t>
       </w:r>
     </w:p>
     <w:p>
@@ -283,17 +253,7 @@
         <w:t>Non-inurement / non-political.</w:t>
       </w:r>
       <w:r>
-        <w:t xml:space="preserve"> Standard 501(c)(3) clauses</w:t>
-      </w:r>
-    </w:p>
-    <w:p>
-      <w:r>
-        <w:t>prohibiting private inurement, substantial lobbying, and any</w:t>
-      </w:r>
-    </w:p>
-    <w:p>
-      <w:r>
-        <w:t>political-campaign intervention.</w:t>
+        <w:t xml:space="preserve"> Standard 501(c)(3) clauses prohibiting private inurement, substantial lobbying, and any political-campaign intervention.</w:t>
       </w:r>
     </w:p>
     <w:p/>
@@ -372,12 +332,7 @@
         <w:t>Officers:</w:t>
       </w:r>
       <w:r>
-        <w:t xml:space="preserve"> Chair, Vice-Chair, Secretary, Treasurer. May be</w:t>
-      </w:r>
-    </w:p>
-    <w:p>
-      <w:r>
-        <w:t>combined except Chair/Secretary.</w:t>
+        <w:t xml:space="preserve"> Chair, Vice-Chair, Secretary, Treasurer. May be combined except Chair/Secretary.</w:t>
       </w:r>
     </w:p>
     <w:p>
@@ -391,12 +346,7 @@
         <w:t>Committees:</w:t>
       </w:r>
       <w:r>
-        <w:t xml:space="preserve"> Executive, Finance &amp; Audit, Governance,</w:t>
-      </w:r>
-    </w:p>
-    <w:p>
-      <w:r>
-        <w:t>Programme, Ombudsman.</w:t>
+        <w:t xml:space="preserve"> Executive, Finance &amp; Audit, Governance, Programme, Ombudsman.</w:t>
       </w:r>
     </w:p>
     <w:p>
@@ -410,12 +360,7 @@
         <w:t>Indemnification:</w:t>
       </w:r>
       <w:r>
-        <w:t xml:space="preserve"> to the fullest extent allowed by law; D&amp;O</w:t>
-      </w:r>
-    </w:p>
-    <w:p>
-      <w:r>
-        <w:t>insurance maintained.</w:t>
+        <w:t xml:space="preserve"> to the fullest extent allowed by law; D&amp;O insurance maintained.</w:t>
       </w:r>
     </w:p>
     <w:p>
@@ -452,17 +397,7 @@
         <w:t>Duty to disclose.</w:t>
       </w:r>
       <w:r>
-        <w:t xml:space="preserve"> Directors, Officers, and key employees</w:t>
-      </w:r>
-    </w:p>
-    <w:p>
-      <w:r>
-        <w:t>disclose actual or potential conflicts on appointment and</w:t>
-      </w:r>
-    </w:p>
-    <w:p>
-      <w:r>
-        <w:t>annually.</w:t>
+        <w:t xml:space="preserve"> Directors, Officers, and key employees disclose actual or potential conflicts on appointment and annually.</w:t>
       </w:r>
     </w:p>
     <w:p>
@@ -476,12 +411,7 @@
         <w:t>Recusal.</w:t>
       </w:r>
       <w:r>
-        <w:t xml:space="preserve"> The conflicted person leaves the room during</w:t>
-      </w:r>
-    </w:p>
-    <w:p>
-      <w:r>
-        <w:t>deliberation and vote.</w:t>
+        <w:t xml:space="preserve"> The conflicted person leaves the room during deliberation and vote.</w:t>
       </w:r>
     </w:p>
     <w:p>
@@ -495,12 +425,7 @@
         <w:t>Independent review.</w:t>
       </w:r>
       <w:r>
-        <w:t xml:space="preserve"> The disinterested Board members determine</w:t>
-      </w:r>
-    </w:p>
-    <w:p>
-      <w:r>
-        <w:t>whether the transaction is fair and reasonable.</w:t>
+        <w:t xml:space="preserve"> The disinterested Board members determine whether the transaction is fair and reasonable.</w:t>
       </w:r>
     </w:p>
     <w:p>
@@ -514,12 +439,7 @@
         <w:t>Documentation.</w:t>
       </w:r>
       <w:r>
-        <w:t xml:space="preserve"> Meeting minutes record the disclosure,</w:t>
-      </w:r>
-    </w:p>
-    <w:p>
-      <w:r>
-        <w:t>recusal, deliberation, and vote.</w:t>
+        <w:t xml:space="preserve"> Meeting minutes record the disclosure, recusal, deliberation, and vote.</w:t>
       </w:r>
     </w:p>
     <w:p>
@@ -533,12 +453,7 @@
         <w:t>Annual statement.</w:t>
       </w:r>
       <w:r>
-        <w:t xml:space="preserve"> Signed by every Director, Officer, and</w:t>
-      </w:r>
-    </w:p>
-    <w:p>
-      <w:r>
-        <w:t>applicable staff.</w:t>
+        <w:t xml:space="preserve"> Signed by every Director, Officer, and applicable staff.</w:t>
       </w:r>
     </w:p>
     <w:p/>
@@ -589,12 +504,7 @@
         <w:t>Anti-retaliation.</w:t>
       </w:r>
       <w:r>
-        <w:t xml:space="preserve"> No adverse action against a good-faith</w:t>
-      </w:r>
-    </w:p>
-    <w:p>
-      <w:r>
-        <w:t>reporter.</w:t>
+        <w:t xml:space="preserve"> No adverse action against a good-faith reporter.</w:t>
       </w:r>
     </w:p>
     <w:p>
@@ -608,12 +518,7 @@
         <w:t>Investigation.</w:t>
       </w:r>
       <w:r>
-        <w:t xml:space="preserve"> By a person outside the reporting line;</w:t>
-      </w:r>
-    </w:p>
-    <w:p>
-      <w:r>
-        <w:t>outcomes reported to the Board's Finance &amp; Audit Committee.</w:t>
+        <w:t xml:space="preserve"> By a person outside the reporting line; outcomes reported to the Board's Finance &amp; Audit Committee.</w:t>
       </w:r>
     </w:p>
     <w:p>
@@ -646,13 +551,13 @@
         <w:tblLook w:firstColumn="1" w:firstRow="1" w:lastColumn="0" w:lastRow="0" w:noHBand="0" w:noVBand="1" w:val="04A0"/>
       </w:tblPr>
       <w:tblGrid>
-        <w:gridCol w:w="4824"/>
-        <w:gridCol w:w="4824"/>
+        <w:gridCol w:w="4680"/>
+        <w:gridCol w:w="4680"/>
       </w:tblGrid>
       <w:tr>
         <w:tc>
           <w:tcPr>
-            <w:tcW w:type="dxa" w:w="4824"/>
+            <w:tcW w:type="dxa" w:w="4680"/>
           </w:tcPr>
           <w:p>
             <w:r>
@@ -670,7 +575,7 @@
         </w:tc>
         <w:tc>
           <w:tcPr>
-            <w:tcW w:type="dxa" w:w="4824"/>
+            <w:tcW w:type="dxa" w:w="4680"/>
           </w:tcPr>
           <w:p>
             <w:r>
@@ -690,7 +595,7 @@
       <w:tr>
         <w:tc>
           <w:tcPr>
-            <w:tcW w:type="dxa" w:w="4824"/>
+            <w:tcW w:type="dxa" w:w="4680"/>
           </w:tcPr>
           <w:p>
             <w:r/>
@@ -701,7 +606,7 @@
         </w:tc>
         <w:tc>
           <w:tcPr>
-            <w:tcW w:type="dxa" w:w="4824"/>
+            <w:tcW w:type="dxa" w:w="4680"/>
           </w:tcPr>
           <w:p>
             <w:r/>
@@ -714,7 +619,7 @@
       <w:tr>
         <w:tc>
           <w:tcPr>
-            <w:tcW w:type="dxa" w:w="4824"/>
+            <w:tcW w:type="dxa" w:w="4680"/>
           </w:tcPr>
           <w:p>
             <w:r/>
@@ -725,7 +630,7 @@
         </w:tc>
         <w:tc>
           <w:tcPr>
-            <w:tcW w:type="dxa" w:w="4824"/>
+            <w:tcW w:type="dxa" w:w="4680"/>
           </w:tcPr>
           <w:p>
             <w:r/>
@@ -738,7 +643,7 @@
       <w:tr>
         <w:tc>
           <w:tcPr>
-            <w:tcW w:type="dxa" w:w="4824"/>
+            <w:tcW w:type="dxa" w:w="4680"/>
           </w:tcPr>
           <w:p>
             <w:r/>
@@ -749,7 +654,7 @@
         </w:tc>
         <w:tc>
           <w:tcPr>
-            <w:tcW w:type="dxa" w:w="4824"/>
+            <w:tcW w:type="dxa" w:w="4680"/>
           </w:tcPr>
           <w:p>
             <w:r/>
@@ -762,7 +667,7 @@
       <w:tr>
         <w:tc>
           <w:tcPr>
-            <w:tcW w:type="dxa" w:w="4824"/>
+            <w:tcW w:type="dxa" w:w="4680"/>
           </w:tcPr>
           <w:p>
             <w:r/>
@@ -773,7 +678,7 @@
         </w:tc>
         <w:tc>
           <w:tcPr>
-            <w:tcW w:type="dxa" w:w="4824"/>
+            <w:tcW w:type="dxa" w:w="4680"/>
           </w:tcPr>
           <w:p>
             <w:r/>
@@ -786,7 +691,7 @@
       <w:tr>
         <w:tc>
           <w:tcPr>
-            <w:tcW w:type="dxa" w:w="4824"/>
+            <w:tcW w:type="dxa" w:w="4680"/>
           </w:tcPr>
           <w:p>
             <w:r/>
@@ -797,7 +702,7 @@
         </w:tc>
         <w:tc>
           <w:tcPr>
-            <w:tcW w:type="dxa" w:w="4824"/>
+            <w:tcW w:type="dxa" w:w="4680"/>
           </w:tcPr>
           <w:p>
             <w:r/>
@@ -810,7 +715,7 @@
       <w:tr>
         <w:tc>
           <w:tcPr>
-            <w:tcW w:type="dxa" w:w="4824"/>
+            <w:tcW w:type="dxa" w:w="4680"/>
           </w:tcPr>
           <w:p>
             <w:r/>
@@ -821,7 +726,7 @@
         </w:tc>
         <w:tc>
           <w:tcPr>
-            <w:tcW w:type="dxa" w:w="4824"/>
+            <w:tcW w:type="dxa" w:w="4680"/>
           </w:tcPr>
           <w:p>
             <w:r/>
@@ -834,7 +739,7 @@
       <w:tr>
         <w:tc>
           <w:tcPr>
-            <w:tcW w:type="dxa" w:w="4824"/>
+            <w:tcW w:type="dxa" w:w="4680"/>
           </w:tcPr>
           <w:p>
             <w:r/>
@@ -845,7 +750,7 @@
         </w:tc>
         <w:tc>
           <w:tcPr>
-            <w:tcW w:type="dxa" w:w="4824"/>
+            <w:tcW w:type="dxa" w:w="4680"/>
           </w:tcPr>
           <w:p>
             <w:r/>
@@ -858,7 +763,7 @@
       <w:tr>
         <w:tc>
           <w:tcPr>
-            <w:tcW w:type="dxa" w:w="4824"/>
+            <w:tcW w:type="dxa" w:w="4680"/>
           </w:tcPr>
           <w:p>
             <w:r/>
@@ -869,7 +774,7 @@
         </w:tc>
         <w:tc>
           <w:tcPr>
-            <w:tcW w:type="dxa" w:w="4824"/>
+            <w:tcW w:type="dxa" w:w="4680"/>
           </w:tcPr>
           <w:p>
             <w:r/>
@@ -882,7 +787,7 @@
       <w:tr>
         <w:tc>
           <w:tcPr>
-            <w:tcW w:type="dxa" w:w="4824"/>
+            <w:tcW w:type="dxa" w:w="4680"/>
           </w:tcPr>
           <w:p>
             <w:r/>
@@ -893,7 +798,7 @@
         </w:tc>
         <w:tc>
           <w:tcPr>
-            <w:tcW w:type="dxa" w:w="4824"/>
+            <w:tcW w:type="dxa" w:w="4680"/>
           </w:tcPr>
           <w:p>
             <w:r/>
@@ -906,7 +811,7 @@
       <w:tr>
         <w:tc>
           <w:tcPr>
-            <w:tcW w:type="dxa" w:w="4824"/>
+            <w:tcW w:type="dxa" w:w="4680"/>
           </w:tcPr>
           <w:p>
             <w:r/>
@@ -917,7 +822,7 @@
         </w:tc>
         <w:tc>
           <w:tcPr>
-            <w:tcW w:type="dxa" w:w="4824"/>
+            <w:tcW w:type="dxa" w:w="4680"/>
           </w:tcPr>
           <w:p>
             <w:r/>
@@ -930,7 +835,7 @@
       <w:tr>
         <w:tc>
           <w:tcPr>
-            <w:tcW w:type="dxa" w:w="4824"/>
+            <w:tcW w:type="dxa" w:w="4680"/>
           </w:tcPr>
           <w:p>
             <w:r/>
@@ -941,7 +846,7 @@
         </w:tc>
         <w:tc>
           <w:tcPr>
-            <w:tcW w:type="dxa" w:w="4824"/>
+            <w:tcW w:type="dxa" w:w="4680"/>
           </w:tcPr>
           <w:p>
             <w:r/>
@@ -954,7 +859,7 @@
       <w:tr>
         <w:tc>
           <w:tcPr>
-            <w:tcW w:type="dxa" w:w="4824"/>
+            <w:tcW w:type="dxa" w:w="4680"/>
           </w:tcPr>
           <w:p>
             <w:r/>
@@ -965,7 +870,7 @@
         </w:tc>
         <w:tc>
           <w:tcPr>
-            <w:tcW w:type="dxa" w:w="4824"/>
+            <w:tcW w:type="dxa" w:w="4680"/>
           </w:tcPr>
           <w:p>
             <w:r/>
@@ -979,28 +884,13 @@
     <w:p/>
     <w:p>
       <w:r>
-        <w:t>Records are destroyed by a documented, method-appropriate process</w:t>
-      </w:r>
-    </w:p>
-    <w:p>
-      <w:r>
-        <w:t>(secure shred for paper, cryptographic wipe or delete + retention</w:t>
-      </w:r>
-    </w:p>
-    <w:p>
-      <w:r>
-        <w:t>purge for electronic).</w:t>
+        <w:t>Records are destroyed by a documented, method-appropriate process (secure shred for paper, cryptographic wipe or delete + retention purge for electronic).</w:t>
       </w:r>
     </w:p>
     <w:p/>
     <w:p>
       <w:r>
-        <w:t>*First draft — pending counsel ratification. Comments to</w:t>
-      </w:r>
-    </w:p>
-    <w:p>
-      <w:r>
-        <w:t>legal@birthright.live.*</w:t>
+        <w:t>*First draft — pending counsel ratification. Comments to legal@birthright.live.*</w:t>
       </w:r>
     </w:p>
     <w:p/>
@@ -1014,17 +904,7 @@
     </w:p>
     <w:p>
       <w:r>
-        <w:t>This document was drafted with EU / UK regulatory alignment in mind. Where</w:t>
-      </w:r>
-    </w:p>
-    <w:p>
-      <w:r>
-        <w:t>this document conflicts with mandatory rights of an EU or UK resident, the</w:t>
-      </w:r>
-    </w:p>
-    <w:p>
-      <w:r>
-        <w:t>mandatory local rules prevail. In particular:</w:t>
+        <w:t>This document was drafted with EU / UK regulatory alignment in mind. Where this document conflicts with mandatory rights of an EU or UK resident, the mandatory local rules prevail. In particular:</w:t>
       </w:r>
     </w:p>
     <w:p>
@@ -1038,27 +918,7 @@
         <w:t>GDPR (EU) 2016/679 and UK GDPR</w:t>
       </w:r>
       <w:r>
-        <w:t xml:space="preserve"> apply to processing of personal data</w:t>
-      </w:r>
-    </w:p>
-    <w:p>
-      <w:r>
-        <w:t>of individuals in the EEA and UK. Where Birthright is the controller,</w:t>
-      </w:r>
-    </w:p>
-    <w:p>
-      <w:r>
-        <w:t>the lawful bases relied on are: (i) contract necessity, (ii) legitimate</w:t>
-      </w:r>
-    </w:p>
-    <w:p>
-      <w:r>
-        <w:t>interests (balanced by opt-out), (iii) consent (marketing and non-</w:t>
-      </w:r>
-    </w:p>
-    <w:p>
-      <w:r>
-        <w:t>essential cookies), and (iv) legal obligation.</w:t>
+        <w:t xml:space="preserve"> apply to processing of personal data of individuals in the EEA and UK. Where Birthright is the controller, the lawful bases relied on are: (i) contract necessity, (ii) legitimate interests (balanced by opt-out), (iii) consent (marketing and non-essential cookies), and (iv) legal obligation.</w:t>
       </w:r>
     </w:p>
     <w:p>
@@ -1072,12 +932,7 @@
         <w:t>ePrivacy Directive (2002/58/EC as amended)</w:t>
       </w:r>
       <w:r>
-        <w:t xml:space="preserve"> applies to cookies and</w:t>
-      </w:r>
-    </w:p>
-    <w:p>
-      <w:r>
-        <w:t>similar tracking. Non-essential cookies require prior opt-in consent.</w:t>
+        <w:t xml:space="preserve"> applies to cookies and similar tracking. Non-essential cookies require prior opt-in consent.</w:t>
       </w:r>
     </w:p>
     <w:p>
@@ -1091,22 +946,7 @@
         <w:t>EU Consumer Rights Directive (2011/83/EU)</w:t>
       </w:r>
       <w:r>
-        <w:t xml:space="preserve"> — EU/UK consumers have</w:t>
-      </w:r>
-    </w:p>
-    <w:p>
-      <w:r>
-        <w:t>a 14-day right of withdrawal on distance sales of goods and most</w:t>
-      </w:r>
-    </w:p>
-    <w:p>
-      <w:r>
-        <w:t>digital services. Where a workshop or digital product has been fully</w:t>
-      </w:r>
-    </w:p>
-    <w:p>
-      <w:r>
-        <w:t>performed with the consumer's prior consent, the right may be lost.</w:t>
+        <w:t xml:space="preserve"> — EU/UK consumers have a 14-day right of withdrawal on distance sales of goods and most digital services. Where a workshop or digital product has been fully performed with the consumer's prior consent, the right may be lost.</w:t>
       </w:r>
     </w:p>
     <w:p>
@@ -1120,22 +960,7 @@
         <w:t>Digital Services Act (Regulation 2022/2065)</w:t>
       </w:r>
       <w:r>
-        <w:t xml:space="preserve"> applies to online</w:t>
-      </w:r>
-    </w:p>
-    <w:p>
-      <w:r>
-        <w:t>intermediaries offering services in the EU; Birthright's community</w:t>
-      </w:r>
-    </w:p>
-    <w:p>
-      <w:r>
-        <w:t>features (posts, DMs, disputes) fall within scope. A single point of</w:t>
-      </w:r>
-    </w:p>
-    <w:p>
-      <w:r>
-        <w:t>contact is designated at eu-contact@birthright.live.</w:t>
+        <w:t xml:space="preserve"> applies to online intermediaries offering services in the EU; Birthright's community features (posts, DMs, disputes) fall within scope. A single point of contact is designated at eu-contact@birthright.live.</w:t>
       </w:r>
     </w:p>
     <w:p>
@@ -1149,22 +974,7 @@
         <w:t>EU AI Act (Regulation 2024/1689)</w:t>
       </w:r>
       <w:r>
-        <w:t xml:space="preserve"> applies to providers and deployers</w:t>
-      </w:r>
-    </w:p>
-    <w:p>
-      <w:r>
-        <w:t>of AI systems affecting EU users. Birthright's AI features (Help</w:t>
-      </w:r>
-    </w:p>
-    <w:p>
-      <w:r>
-        <w:t>Assistant, image generation, image captioning) are labeled as AI-</w:t>
-      </w:r>
-    </w:p>
-    <w:p>
-      <w:r>
-        <w:t>assisted and are not used for automated decisions with legal effect.</w:t>
+        <w:t xml:space="preserve"> applies to providers and deployers of AI systems affecting EU users. Birthright's AI features (Help Assistant, image generation, image captioning) are labeled as AI-assisted and are not used for automated decisions with legal effect.</w:t>
       </w:r>
     </w:p>
     <w:p>
@@ -1178,22 +988,7 @@
         <w:t>Data transfers out of the EEA/UK/CH</w:t>
       </w:r>
       <w:r>
-        <w:t xml:space="preserve"> rely on the EU Standard</w:t>
-      </w:r>
-    </w:p>
-    <w:p>
-      <w:r>
-        <w:t>Contractual Clauses (2021/914) and the UK International Data Transfer</w:t>
-      </w:r>
-    </w:p>
-    <w:p>
-      <w:r>
-        <w:t>Addendum, with a transfer-impact assessment on file for each sub-</w:t>
-      </w:r>
-    </w:p>
-    <w:p>
-      <w:r>
-        <w:t>processor.</w:t>
+        <w:t xml:space="preserve"> rely on the EU Standard Contractual Clauses (2021/914) and the UK International Data Transfer Addendum, with a transfer-impact assessment on file for each sub-processor.</w:t>
       </w:r>
     </w:p>
     <w:p>
@@ -1207,17 +1002,7 @@
         <w:t>Data Protection Officer (DPO)</w:t>
       </w:r>
       <w:r>
-        <w:t xml:space="preserve"> — Birthright will designate a DPO</w:t>
-      </w:r>
-    </w:p>
-    <w:p>
-      <w:r>
-        <w:t>once threshold criteria under GDPR Art. 37 are met. Contact:</w:t>
-      </w:r>
-    </w:p>
-    <w:p>
-      <w:r>
-        <w:t>dpo@birthright.live.</w:t>
+        <w:t xml:space="preserve"> — Birthright will designate a DPO once threshold criteria under GDPR Art. 37 are met. Contact: dpo@birthright.live.</w:t>
       </w:r>
     </w:p>
     <w:p>
@@ -1231,12 +1016,7 @@
         <w:t>DSAR window</w:t>
       </w:r>
       <w:r>
-        <w:t xml:space="preserve"> — subject access, rectification, erasure, portability,</w:t>
-      </w:r>
-    </w:p>
-    <w:p>
-      <w:r>
-        <w:t xml:space="preserve">and objection requests are responded to within </w:t>
+        <w:t xml:space="preserve"> — subject access, rectification, erasure, portability, and objection requests are responded to within </w:t>
       </w:r>
       <w:r>
         <w:rPr>
@@ -1245,12 +1025,7 @@
         <w:t>30 days</w:t>
       </w:r>
       <w:r>
-        <w:t xml:space="preserve"> (extendable</w:t>
-      </w:r>
-    </w:p>
-    <w:p>
-      <w:r>
-        <w:t>by 60 days for complex requests) at privacy@birthright.live.</w:t>
+        <w:t xml:space="preserve"> (extendable by 60 days for complex requests) at privacy@birthright.live.</w:t>
       </w:r>
     </w:p>
     <w:p>
@@ -1264,15 +1039,8 @@
         <w:t>Supervisory authority</w:t>
       </w:r>
       <w:r>
-        <w:t xml:space="preserve"> — EU/UK residents may lodge a complaint with</w:t>
+        <w:t xml:space="preserve"> — EU/UK residents may lodge a complaint with their local supervisory authority; a list is available at </w:t>
       </w:r>
-    </w:p>
-    <w:p>
-      <w:r>
-        <w:t>their local supervisory authority; a list is available at</w:t>
-      </w:r>
-    </w:p>
-    <w:p>
       <w:hyperlink r:id="rId9">
         <w:r>
           <w:rPr>
@@ -1283,10 +1051,8 @@
         </w:r>
       </w:hyperlink>
       <w:r>
-        <w:t xml:space="preserve"> (EU) and</w:t>
+        <w:t xml:space="preserve"> (EU) and </w:t>
       </w:r>
-    </w:p>
-    <w:p>
       <w:hyperlink r:id="rId10">
         <w:r>
           <w:rPr>
@@ -1311,22 +1077,12 @@
         <w:t>VAT</w:t>
       </w:r>
       <w:r>
-        <w:t xml:space="preserve"> — Where Birthright's EU B2C digital-service or goods sales</w:t>
-      </w:r>
-    </w:p>
-    <w:p>
-      <w:r>
-        <w:t>cross applicable thresholds, VAT registration (One-Stop-Shop or</w:t>
-      </w:r>
-    </w:p>
-    <w:p>
-      <w:r>
-        <w:t>country-by-country) will be completed.</w:t>
+        <w:t xml:space="preserve"> — Where Birthright's EU B2C digital-service or goods sales cross applicable thresholds, VAT registration (One-Stop-Shop or country-by-country) will be completed.</w:t>
       </w:r>
     </w:p>
     <w:sectPr>
       <w:pgSz w:w="12240" w:h="15840"/>
-      <w:pgMar w:top="1152" w:right="1296" w:bottom="1152" w:left="1296" w:header="720" w:footer="720" w:gutter="0"/>
+      <w:pgMar w:top="1440" w:right="1440" w:bottom="1440" w:left="1440" w:header="720" w:footer="720" w:gutter="0"/>
       <w:cols w:space="720"/>
       <w:docGrid w:linePitch="360"/>
     </w:sectPr>
@@ -1697,6 +1453,9 @@
     <w:name w:val="Normal"/>
     <w:qFormat/>
     <w:rsid w:val="00FC693F"/>
+    <w:pPr>
+      <w:spacing w:line="240" w:lineRule="auto" w:before="0" w:after="120"/>
+    </w:pPr>
     <w:rPr>
       <w:rFonts w:ascii="Calibri" w:hAnsi="Calibri"/>
       <w:sz w:val="22"/>

--- a/backend/legal_docs/20-nonprofit-governance-bundle.docx
+++ b/backend/legal_docs/20-nonprofit-governance-bundle.docx
@@ -105,7 +105,7 @@
           <w:i/>
           <w:color w:val="7C5316"/>
         </w:rPr>
-        <w:t>Executive Director: James Reagan · Contact: legal@birthright.live</w:t>
+        <w:t>Executive Director: Amanda Reagan · Contact: legal@birthright.live</w:t>
       </w:r>
     </w:p>
     <w:p>
